--- a/Diplomata_ES/docx/1부5화_Mesa_en_Bruselas.docx
+++ b/Diplomata_ES/docx/1부5화_Mesa_en_Bruselas.docx
@@ -111,7 +111,7 @@
           <w:color w:val="555555"/>
           <w:sz w:val="19"/>
         </w:rPr>
-        <w:t>대사 147턴 · 난이도 B2-C1 · 지문 없이 대사만으로 구성 · 본문 + 한국어 대역 + 주석</w:t>
+        <w:t>대사 155턴 · 난이도 B2-C1 · 지문 없이 대사만으로 구성 · 본문 + 한국어 대역 + 주석</w:t>
       </w:r>
     </w:p>
     <w:p>
@@ -6799,7 +6799,7 @@
           <w:color w:val="8A1C2B"/>
           <w:sz w:val="21"/>
         </w:rPr>
-        <w:t xml:space="preserve">ELISE   </w:t>
+        <w:t xml:space="preserve">CATARINA   </w:t>
       </w:r>
       <w:r>
         <w:rPr>
@@ -6808,7 +6808,7 @@
           <w:i w:val="0"/>
           <w:sz w:val="22"/>
         </w:rPr>
-        <w:t>¿Y qué pasa con la retención actual?</w:t>
+        <w:t>¿Existe algún precedente de algo así? Preferiría no ser la primera en apoyar una idea sin historia.</w:t>
       </w:r>
     </w:p>
     <w:p>
@@ -6824,7 +6824,7 @@
           <w:color w:val="555555"/>
           <w:sz w:val="19"/>
         </w:rPr>
-        <w:t>지금의 억류는 어떻게 되죠?</w:t>
+        <w:t>이런 선례가 있습니까? 역사 없는 아이디어를 제일 먼저 지지하는 사람이 되고 싶진 않네요.</w:t>
       </w:r>
     </w:p>
     <w:p>
@@ -6860,7 +6860,7 @@
           <w:i w:val="0"/>
           <w:sz w:val="22"/>
         </w:rPr>
-        <w:t>Se resolvería dentro de ese marco. La multa, que hoy es una factura, pasaría a ser un trámite ordinario.</w:t>
+        <w:t>Hay dos. El primero lo conocen bien: la crisis del Estai, en mil novecientos noventa y cinco. Canadá apresó un arrastrero gallego. España sola no consiguió nada. Cuando negoció Bruselas, se firmó un acuerdo con observadores a bordo y el barco volvió a Vigo.</w:t>
       </w:r>
     </w:p>
     <w:p>
@@ -6876,7 +6876,7 @@
           <w:color w:val="555555"/>
           <w:sz w:val="19"/>
         </w:rPr>
-        <w:t>그 틀 안에서 해결될 겁니다. 오늘은 청구서인 벌금이 일반 절차로 바뀌는 거죠.</w:t>
+        <w:t>두 가지가 있습니다. 첫째는 잘 아시는 1995년 에스타이 사태입니다. 캐나다가 갈리시아 트롤선을 나포했죠. 스페인 혼자서는 아무것도 얻지 못했습니다. 브뤼셀이 협상하자 관측원 승선 합의가 나왔고 배는 비고로 돌아왔어요.</w:t>
       </w:r>
     </w:p>
     <w:p>
@@ -6912,7 +6912,7 @@
           <w:i w:val="0"/>
           <w:sz w:val="22"/>
         </w:rPr>
-        <w:t>Es una solución elegante. Me preocupa una cosa.</w:t>
+        <w:t>Es cierto. De aquel caso salió la idea de que Europa negocia por sus barcos.</w:t>
       </w:r>
     </w:p>
     <w:p>
@@ -6928,7 +6928,7 @@
           <w:color w:val="555555"/>
           <w:sz w:val="19"/>
         </w:rPr>
-        <w:t>우아한 해법입니다. 걱정되는 게 하나 있어요.</w:t>
+        <w:t>맞아요. 그 사건에서 유럽이 자국 선박을 위해 협상한다는 생각이 나왔죠.</w:t>
       </w:r>
     </w:p>
     <w:p>
@@ -6955,7 +6955,7 @@
           <w:color w:val="8A1C2B"/>
           <w:sz w:val="21"/>
         </w:rPr>
-        <w:t xml:space="preserve">ÁLVARO   </w:t>
+        <w:t xml:space="preserve">BASTIEN   </w:t>
       </w:r>
       <w:r>
         <w:rPr>
@@ -6964,7 +6964,7 @@
           <w:i w:val="0"/>
           <w:sz w:val="22"/>
         </w:rPr>
-        <w:t>¿Cuál?</w:t>
+        <w:t>Y yo le doy el segundo, aunque me cueste. En mil seiscientos cincuenta y nueve, Francia y España firmamos la paz de los Pirineos en una isla del Bidasoa, la isla de los Faisanes. Desde entonces la gobernamos entre los dos: seis meses cada uno.</w:t>
       </w:r>
     </w:p>
     <w:p>
@@ -6980,7 +6980,7 @@
           <w:color w:val="555555"/>
           <w:sz w:val="19"/>
         </w:rPr>
-        <w:t>뭡니까?</w:t>
+        <w:t>둘째는 제가 드리죠, 내키지 않지만. 1659년에 프랑스와 스페인은 비다소아강의 섬, 꿩의 섬에서 피레네 평화조약을 맺었습니다. 그 뒤로 우리 둘이 그 섬을 6개월씩 번갈아 통치하죠.</w:t>
       </w:r>
     </w:p>
     <w:p>
@@ -7007,7 +7007,7 @@
           <w:color w:val="8A1C2B"/>
           <w:sz w:val="21"/>
         </w:rPr>
-        <w:t xml:space="preserve">ELISE   </w:t>
+        <w:t xml:space="preserve">ÁLVARO   </w:t>
       </w:r>
       <w:r>
         <w:rPr>
@@ -7016,7 +7016,7 @@
           <w:i w:val="0"/>
           <w:sz w:val="22"/>
         </w:rPr>
-        <w:t>Que alguien muy poderoso en Kandara perderá mucho dinero.</w:t>
+        <w:t>Una cogestión de casi cuatro siglos.</w:t>
       </w:r>
     </w:p>
     <w:p>
@@ -7032,7 +7032,7 @@
           <w:color w:val="555555"/>
           <w:sz w:val="19"/>
         </w:rPr>
-        <w:t>칸다라의 아주 힘 있는 누군가가 많은 돈을 잃게 된다는 겁니다.</w:t>
+        <w:t>거의 4세기 된 공동 관리군요.</w:t>
       </w:r>
     </w:p>
     <w:p>
@@ -7059,7 +7059,7 @@
           <w:color w:val="8A1C2B"/>
           <w:sz w:val="21"/>
         </w:rPr>
-        <w:t xml:space="preserve">ÁLVARO   </w:t>
+        <w:t xml:space="preserve">BASTIEN   </w:t>
       </w:r>
       <w:r>
         <w:rPr>
@@ -7068,7 +7068,7 @@
           <w:i w:val="0"/>
           <w:sz w:val="22"/>
         </w:rPr>
-        <w:t>Sí.</w:t>
+        <w:t>Si dos países de carácter tan difícil gestionan una isla desde hace casi cuatrocientos años, quizá se pueda cogestionar una cuenta.</w:t>
       </w:r>
     </w:p>
     <w:p>
@@ -7084,7 +7084,7 @@
           <w:color w:val="555555"/>
           <w:sz w:val="19"/>
         </w:rPr>
-        <w:t>그렇습니다.</w:t>
+        <w:t>성격이 그렇게 까다로운 두 나라가 거의 400년 동안 섬 하나를 관리해 왔다면, 계좌 하나쯤은 공동 관리할 수 있겠죠.</w:t>
       </w:r>
     </w:p>
     <w:p>
@@ -7111,7 +7111,7 @@
           <w:color w:val="8A1C2B"/>
           <w:sz w:val="21"/>
         </w:rPr>
-        <w:t xml:space="preserve">ELISE   </w:t>
+        <w:t xml:space="preserve">ÁLVARO   </w:t>
       </w:r>
       <w:r>
         <w:rPr>
@@ -7120,7 +7120,7 @@
           <w:i w:val="0"/>
           <w:sz w:val="22"/>
         </w:rPr>
-        <w:t>Las personas poderosas que pierden dinero hacen cosas imprudentes.</w:t>
+        <w:t>Eso es lo más hermoso que me ha dicho un francés.</w:t>
       </w:r>
     </w:p>
     <w:p>
@@ -7136,7 +7136,7 @@
           <w:color w:val="555555"/>
           <w:sz w:val="19"/>
         </w:rPr>
-        <w:t>돈을 잃는 힘 있는 사람들은 경솔한 짓을 하죠.</w:t>
+        <w:t>프랑스 분이 제게 해 준 말 중 가장 아름답군요.</w:t>
       </w:r>
     </w:p>
     <w:p>
@@ -7163,7 +7163,7 @@
           <w:color w:val="8A1C2B"/>
           <w:sz w:val="21"/>
         </w:rPr>
-        <w:t xml:space="preserve">ÁLVARO   </w:t>
+        <w:t xml:space="preserve">BASTIEN   </w:t>
       </w:r>
       <w:r>
         <w:rPr>
@@ -7172,7 +7172,7 @@
           <w:i w:val="0"/>
           <w:sz w:val="22"/>
         </w:rPr>
-        <w:t>Lo sé. Por eso necesito que la propuesta venga de Bruselas y no de Madrid. Que la imprudencia se dirija hacia ustedes, que tienen más espalda.</w:t>
+        <w:t>No se acostumbre.</w:t>
       </w:r>
     </w:p>
     <w:p>
@@ -7188,7 +7188,7 @@
           <w:color w:val="555555"/>
           <w:sz w:val="19"/>
         </w:rPr>
-        <w:t>압니다. 그래서 제안이 마드리드가 아니라 브뤼셀에서 나오길 원합니다. 경솔함이 더 넓은 등을 가진 여러분 쪽으로 향하도록요.</w:t>
+        <w:t>익숙해지지 마세요.</w:t>
       </w:r>
     </w:p>
     <w:p>
@@ -7224,7 +7224,7 @@
           <w:i w:val="0"/>
           <w:sz w:val="22"/>
         </w:rPr>
-        <w:t>Es usted un hombre muy franco. O muy peligroso.</w:t>
+        <w:t>¿Y qué pasa con la retención actual?</w:t>
       </w:r>
     </w:p>
     <w:p>
@@ -7240,7 +7240,7 @@
           <w:color w:val="555555"/>
           <w:sz w:val="19"/>
         </w:rPr>
-        <w:t>당신은 아주 솔직한 분이거나 아주 위험한 분이군요.</w:t>
+        <w:t>지금의 억류는 어떻게 되죠?</w:t>
       </w:r>
     </w:p>
     <w:p>
@@ -7276,7 +7276,7 @@
           <w:i w:val="0"/>
           <w:sz w:val="22"/>
         </w:rPr>
-        <w:t>En mi oficio es lo mismo.</w:t>
+        <w:t>Se resolvería dentro de ese marco. La multa, que hoy es una factura, pasaría a ser un trámite ordinario.</w:t>
       </w:r>
     </w:p>
     <w:p>
@@ -7292,7 +7292,7 @@
           <w:color w:val="555555"/>
           <w:sz w:val="19"/>
         </w:rPr>
-        <w:t>제 직업에서는 같은 말이죠.</w:t>
+        <w:t>그 틀 안에서 해결될 겁니다. 오늘은 청구서인 벌금이 일반 절차로 바뀌는 거죠.</w:t>
       </w:r>
     </w:p>
     <w:p>
@@ -7319,7 +7319,7 @@
           <w:color w:val="8A1C2B"/>
           <w:sz w:val="21"/>
         </w:rPr>
-        <w:t xml:space="preserve">CATARINA   </w:t>
+        <w:t xml:space="preserve">ELISE   </w:t>
       </w:r>
       <w:r>
         <w:rPr>
@@ -7328,7 +7328,7 @@
           <w:i w:val="0"/>
           <w:sz w:val="22"/>
         </w:rPr>
-        <w:t>Yo apoyaré una carta de la Comisión al presidente. Portugal no tiene nada que perder.</w:t>
+        <w:t>Es una solución elegante. Me preocupa una cosa.</w:t>
       </w:r>
     </w:p>
     <w:p>
@@ -7344,7 +7344,7 @@
           <w:color w:val="555555"/>
           <w:sz w:val="19"/>
         </w:rPr>
-        <w:t>저는 집행위가 대통령에게 보내는 서한을 지지하겠습니다. 포르투갈은 잃을 게 없으니까요.</w:t>
+        <w:t>우아한 해법입니다. 걱정되는 게 하나 있어요.</w:t>
       </w:r>
     </w:p>
     <w:p>
@@ -7371,7 +7371,7 @@
           <w:color w:val="8A1C2B"/>
           <w:sz w:val="21"/>
         </w:rPr>
-        <w:t xml:space="preserve">BASTIEN   </w:t>
+        <w:t xml:space="preserve">ÁLVARO   </w:t>
       </w:r>
       <w:r>
         <w:rPr>
@@ -7380,7 +7380,7 @@
           <w:i w:val="0"/>
           <w:sz w:val="22"/>
         </w:rPr>
-        <w:t>Francia se abstiene. Pero no se opone. En lenguaje diplomático, eso significa que sí.</w:t>
+        <w:t>¿Cuál?</w:t>
       </w:r>
     </w:p>
     <w:p>
@@ -7396,7 +7396,7 @@
           <w:color w:val="555555"/>
           <w:sz w:val="19"/>
         </w:rPr>
-        <w:t>프랑스는 기권합니다. 하지만 반대하진 않아요. 외교 언어로는 찬성이라는 뜻이죠.</w:t>
+        <w:t>뭡니까?</w:t>
       </w:r>
     </w:p>
     <w:p>
@@ -7432,7 +7432,7 @@
           <w:i w:val="0"/>
           <w:sz w:val="22"/>
         </w:rPr>
-        <w:t>Entonces redactemos. Primero: la Comisión emitirá una declaración pidiendo la liberación inmediata. Segundo: una carta al presidente Koné proponiendo el Fondo de Tasas Transparentes. Tercero: una misión técnica a Puerto Alba en tres semanas.</w:t>
+        <w:t>Que alguien muy poderoso en Kandara perderá mucho dinero.</w:t>
       </w:r>
     </w:p>
     <w:p>
@@ -7448,7 +7448,7 @@
           <w:color w:val="555555"/>
           <w:sz w:val="19"/>
         </w:rPr>
-        <w:t>그럼 문안을 작성하죠. 첫째, 집행위는 즉각 석방을 요구하는 성명을 냅니다. 둘째, 코네 대통령에게 투명 접근료 기금을 제안하는 서한을 보냅니다. 셋째, 3주 안에 푸에르토 알바에 기술 사절단을 보냅니다.</w:t>
+        <w:t>칸다라의 아주 힘 있는 누군가가 많은 돈을 잃게 된다는 겁니다.</w:t>
       </w:r>
     </w:p>
     <w:p>
@@ -7484,7 +7484,7 @@
           <w:i w:val="0"/>
           <w:sz w:val="22"/>
         </w:rPr>
-        <w:t>Tres semanas. Justo antes del Consejo.</w:t>
+        <w:t>Sí.</w:t>
       </w:r>
     </w:p>
     <w:p>
@@ -7500,7 +7500,7 @@
           <w:color w:val="555555"/>
           <w:sz w:val="19"/>
         </w:rPr>
-        <w:t>3주요. 위원회 직전이군요.</w:t>
+        <w:t>그렇습니다.</w:t>
       </w:r>
     </w:p>
     <w:p>
@@ -7536,7 +7536,7 @@
           <w:i w:val="0"/>
           <w:sz w:val="22"/>
         </w:rPr>
-        <w:t>Lo he calculado así. No me haga explicarlo.</w:t>
+        <w:t>Las personas poderosas que pierden dinero hacen cosas imprudentes.</w:t>
       </w:r>
     </w:p>
     <w:p>
@@ -7552,7 +7552,7 @@
           <w:color w:val="555555"/>
           <w:sz w:val="19"/>
         </w:rPr>
-        <w:t>그렇게 계산했습니다. 설명하게 하지 마세요.</w:t>
+        <w:t>돈을 잃는 힘 있는 사람들은 경솔한 짓을 하죠.</w:t>
       </w:r>
     </w:p>
     <w:p>
@@ -7588,7 +7588,7 @@
           <w:i w:val="0"/>
           <w:sz w:val="22"/>
         </w:rPr>
-        <w:t>No hace falta. Agradezco su discreción.</w:t>
+        <w:t>Lo sé. Por eso necesito que la propuesta venga de Bruselas y no de Madrid. Que la imprudencia se dirija hacia ustedes, que tienen más espalda.</w:t>
       </w:r>
     </w:p>
     <w:p>
@@ -7604,6 +7604,422 @@
           <w:color w:val="555555"/>
           <w:sz w:val="19"/>
         </w:rPr>
+        <w:t>압니다. 그래서 제안이 마드리드가 아니라 브뤼셀에서 나오길 원합니다. 경솔함이 더 넓은 등을 가진 여러분 쪽으로 향하도록요.</w:t>
+      </w:r>
+    </w:p>
+    <w:p>
+      <w:pPr>
+        <w:keepNext/>
+        <w:spacing w:before="80" w:after="0" w:line="276" w:lineRule="auto"/>
+        <w:ind w:left="0"/>
+      </w:pPr>
+      <w:r>
+        <w:rPr>
+          <w:rFonts w:ascii="Noto Sans KR" w:hAnsi="Noto Sans KR" w:eastAsia="Noto Sans KR" w:cs="Noto Sans KR"/>
+          <w:b w:val="0"/>
+          <w:i w:val="0"/>
+          <w:color w:val="555555"/>
+          <w:sz w:val="15"/>
+        </w:rPr>
+        <w:t xml:space="preserve">123  </w:t>
+      </w:r>
+      <w:r>
+        <w:rPr>
+          <w:rFonts w:ascii="Noto Sans KR" w:hAnsi="Noto Sans KR" w:eastAsia="Noto Sans KR" w:cs="Noto Sans KR"/>
+          <w:b/>
+          <w:i w:val="0"/>
+          <w:color w:val="8A1C2B"/>
+          <w:sz w:val="21"/>
+        </w:rPr>
+        <w:t xml:space="preserve">ELISE   </w:t>
+      </w:r>
+      <w:r>
+        <w:rPr>
+          <w:rFonts w:ascii="Noto Sans KR" w:hAnsi="Noto Sans KR" w:eastAsia="Noto Sans KR" w:cs="Noto Sans KR"/>
+          <w:b w:val="0"/>
+          <w:i w:val="0"/>
+          <w:sz w:val="22"/>
+        </w:rPr>
+        <w:t>Es usted un hombre muy franco. O muy peligroso.</w:t>
+      </w:r>
+    </w:p>
+    <w:p>
+      <w:pPr>
+        <w:spacing w:before="0" w:after="40" w:line="276" w:lineRule="auto"/>
+        <w:ind w:left="595"/>
+      </w:pPr>
+      <w:r>
+        <w:rPr>
+          <w:rFonts w:ascii="Noto Sans KR" w:hAnsi="Noto Sans KR" w:eastAsia="Noto Sans KR" w:cs="Noto Sans KR"/>
+          <w:b w:val="0"/>
+          <w:i w:val="0"/>
+          <w:color w:val="555555"/>
+          <w:sz w:val="19"/>
+        </w:rPr>
+        <w:t>당신은 아주 솔직한 분이거나 아주 위험한 분이군요.</w:t>
+      </w:r>
+    </w:p>
+    <w:p>
+      <w:pPr>
+        <w:keepNext/>
+        <w:spacing w:before="80" w:after="0" w:line="276" w:lineRule="auto"/>
+        <w:ind w:left="0"/>
+      </w:pPr>
+      <w:r>
+        <w:rPr>
+          <w:rFonts w:ascii="Noto Sans KR" w:hAnsi="Noto Sans KR" w:eastAsia="Noto Sans KR" w:cs="Noto Sans KR"/>
+          <w:b w:val="0"/>
+          <w:i w:val="0"/>
+          <w:color w:val="555555"/>
+          <w:sz w:val="15"/>
+        </w:rPr>
+        <w:t xml:space="preserve">124  </w:t>
+      </w:r>
+      <w:r>
+        <w:rPr>
+          <w:rFonts w:ascii="Noto Sans KR" w:hAnsi="Noto Sans KR" w:eastAsia="Noto Sans KR" w:cs="Noto Sans KR"/>
+          <w:b/>
+          <w:i w:val="0"/>
+          <w:color w:val="8A1C2B"/>
+          <w:sz w:val="21"/>
+        </w:rPr>
+        <w:t xml:space="preserve">ÁLVARO   </w:t>
+      </w:r>
+      <w:r>
+        <w:rPr>
+          <w:rFonts w:ascii="Noto Sans KR" w:hAnsi="Noto Sans KR" w:eastAsia="Noto Sans KR" w:cs="Noto Sans KR"/>
+          <w:b w:val="0"/>
+          <w:i w:val="0"/>
+          <w:sz w:val="22"/>
+        </w:rPr>
+        <w:t>En mi oficio es lo mismo.</w:t>
+      </w:r>
+    </w:p>
+    <w:p>
+      <w:pPr>
+        <w:spacing w:before="0" w:after="40" w:line="276" w:lineRule="auto"/>
+        <w:ind w:left="595"/>
+      </w:pPr>
+      <w:r>
+        <w:rPr>
+          <w:rFonts w:ascii="Noto Sans KR" w:hAnsi="Noto Sans KR" w:eastAsia="Noto Sans KR" w:cs="Noto Sans KR"/>
+          <w:b w:val="0"/>
+          <w:i w:val="0"/>
+          <w:color w:val="555555"/>
+          <w:sz w:val="19"/>
+        </w:rPr>
+        <w:t>제 직업에서는 같은 말이죠.</w:t>
+      </w:r>
+    </w:p>
+    <w:p>
+      <w:pPr>
+        <w:keepNext/>
+        <w:spacing w:before="80" w:after="0" w:line="276" w:lineRule="auto"/>
+        <w:ind w:left="0"/>
+      </w:pPr>
+      <w:r>
+        <w:rPr>
+          <w:rFonts w:ascii="Noto Sans KR" w:hAnsi="Noto Sans KR" w:eastAsia="Noto Sans KR" w:cs="Noto Sans KR"/>
+          <w:b w:val="0"/>
+          <w:i w:val="0"/>
+          <w:color w:val="555555"/>
+          <w:sz w:val="15"/>
+        </w:rPr>
+        <w:t xml:space="preserve">125  </w:t>
+      </w:r>
+      <w:r>
+        <w:rPr>
+          <w:rFonts w:ascii="Noto Sans KR" w:hAnsi="Noto Sans KR" w:eastAsia="Noto Sans KR" w:cs="Noto Sans KR"/>
+          <w:b/>
+          <w:i w:val="0"/>
+          <w:color w:val="8A1C2B"/>
+          <w:sz w:val="21"/>
+        </w:rPr>
+        <w:t xml:space="preserve">CATARINA   </w:t>
+      </w:r>
+      <w:r>
+        <w:rPr>
+          <w:rFonts w:ascii="Noto Sans KR" w:hAnsi="Noto Sans KR" w:eastAsia="Noto Sans KR" w:cs="Noto Sans KR"/>
+          <w:b w:val="0"/>
+          <w:i w:val="0"/>
+          <w:sz w:val="22"/>
+        </w:rPr>
+        <w:t>Yo apoyaré una carta de la Comisión al presidente. Portugal no tiene nada que perder.</w:t>
+      </w:r>
+    </w:p>
+    <w:p>
+      <w:pPr>
+        <w:spacing w:before="0" w:after="40" w:line="276" w:lineRule="auto"/>
+        <w:ind w:left="595"/>
+      </w:pPr>
+      <w:r>
+        <w:rPr>
+          <w:rFonts w:ascii="Noto Sans KR" w:hAnsi="Noto Sans KR" w:eastAsia="Noto Sans KR" w:cs="Noto Sans KR"/>
+          <w:b w:val="0"/>
+          <w:i w:val="0"/>
+          <w:color w:val="555555"/>
+          <w:sz w:val="19"/>
+        </w:rPr>
+        <w:t>저는 집행위가 대통령에게 보내는 서한을 지지하겠습니다. 포르투갈은 잃을 게 없으니까요.</w:t>
+      </w:r>
+    </w:p>
+    <w:p>
+      <w:pPr>
+        <w:keepNext/>
+        <w:spacing w:before="80" w:after="0" w:line="276" w:lineRule="auto"/>
+        <w:ind w:left="0"/>
+      </w:pPr>
+      <w:r>
+        <w:rPr>
+          <w:rFonts w:ascii="Noto Sans KR" w:hAnsi="Noto Sans KR" w:eastAsia="Noto Sans KR" w:cs="Noto Sans KR"/>
+          <w:b w:val="0"/>
+          <w:i w:val="0"/>
+          <w:color w:val="555555"/>
+          <w:sz w:val="15"/>
+        </w:rPr>
+        <w:t xml:space="preserve">126  </w:t>
+      </w:r>
+      <w:r>
+        <w:rPr>
+          <w:rFonts w:ascii="Noto Sans KR" w:hAnsi="Noto Sans KR" w:eastAsia="Noto Sans KR" w:cs="Noto Sans KR"/>
+          <w:b/>
+          <w:i w:val="0"/>
+          <w:color w:val="8A1C2B"/>
+          <w:sz w:val="21"/>
+        </w:rPr>
+        <w:t xml:space="preserve">BASTIEN   </w:t>
+      </w:r>
+      <w:r>
+        <w:rPr>
+          <w:rFonts w:ascii="Noto Sans KR" w:hAnsi="Noto Sans KR" w:eastAsia="Noto Sans KR" w:cs="Noto Sans KR"/>
+          <w:b w:val="0"/>
+          <w:i w:val="0"/>
+          <w:sz w:val="22"/>
+        </w:rPr>
+        <w:t>Francia se abstiene. Pero no se opone. En lenguaje diplomático, eso significa que sí.</w:t>
+      </w:r>
+    </w:p>
+    <w:p>
+      <w:pPr>
+        <w:spacing w:before="0" w:after="40" w:line="276" w:lineRule="auto"/>
+        <w:ind w:left="595"/>
+      </w:pPr>
+      <w:r>
+        <w:rPr>
+          <w:rFonts w:ascii="Noto Sans KR" w:hAnsi="Noto Sans KR" w:eastAsia="Noto Sans KR" w:cs="Noto Sans KR"/>
+          <w:b w:val="0"/>
+          <w:i w:val="0"/>
+          <w:color w:val="555555"/>
+          <w:sz w:val="19"/>
+        </w:rPr>
+        <w:t>프랑스는 기권합니다. 하지만 반대하진 않아요. 외교 언어로는 찬성이라는 뜻이죠.</w:t>
+      </w:r>
+    </w:p>
+    <w:p>
+      <w:pPr>
+        <w:keepNext/>
+        <w:spacing w:before="80" w:after="0" w:line="276" w:lineRule="auto"/>
+        <w:ind w:left="0"/>
+      </w:pPr>
+      <w:r>
+        <w:rPr>
+          <w:rFonts w:ascii="Noto Sans KR" w:hAnsi="Noto Sans KR" w:eastAsia="Noto Sans KR" w:cs="Noto Sans KR"/>
+          <w:b w:val="0"/>
+          <w:i w:val="0"/>
+          <w:color w:val="555555"/>
+          <w:sz w:val="15"/>
+        </w:rPr>
+        <w:t xml:space="preserve">127  </w:t>
+      </w:r>
+      <w:r>
+        <w:rPr>
+          <w:rFonts w:ascii="Noto Sans KR" w:hAnsi="Noto Sans KR" w:eastAsia="Noto Sans KR" w:cs="Noto Sans KR"/>
+          <w:b/>
+          <w:i w:val="0"/>
+          <w:color w:val="8A1C2B"/>
+          <w:sz w:val="21"/>
+        </w:rPr>
+        <w:t xml:space="preserve">ELISE   </w:t>
+      </w:r>
+      <w:r>
+        <w:rPr>
+          <w:rFonts w:ascii="Noto Sans KR" w:hAnsi="Noto Sans KR" w:eastAsia="Noto Sans KR" w:cs="Noto Sans KR"/>
+          <w:b w:val="0"/>
+          <w:i w:val="0"/>
+          <w:sz w:val="22"/>
+        </w:rPr>
+        <w:t>Entonces redactemos. Primero: la Comisión emitirá una declaración pidiendo la liberación inmediata. Segundo: una carta al presidente Koné proponiendo el Fondo de Tasas Transparentes. Tercero: una misión técnica a Puerto Alba en tres semanas.</w:t>
+      </w:r>
+    </w:p>
+    <w:p>
+      <w:pPr>
+        <w:spacing w:before="0" w:after="40" w:line="276" w:lineRule="auto"/>
+        <w:ind w:left="595"/>
+      </w:pPr>
+      <w:r>
+        <w:rPr>
+          <w:rFonts w:ascii="Noto Sans KR" w:hAnsi="Noto Sans KR" w:eastAsia="Noto Sans KR" w:cs="Noto Sans KR"/>
+          <w:b w:val="0"/>
+          <w:i w:val="0"/>
+          <w:color w:val="555555"/>
+          <w:sz w:val="19"/>
+        </w:rPr>
+        <w:t>그럼 문안을 작성하죠. 첫째, 집행위는 즉각 석방을 요구하는 성명을 냅니다. 둘째, 코네 대통령에게 투명 접근료 기금을 제안하는 서한을 보냅니다. 셋째, 3주 안에 푸에르토 알바에 기술 사절단을 보냅니다.</w:t>
+      </w:r>
+    </w:p>
+    <w:p>
+      <w:pPr>
+        <w:keepNext/>
+        <w:spacing w:before="80" w:after="0" w:line="276" w:lineRule="auto"/>
+        <w:ind w:left="0"/>
+      </w:pPr>
+      <w:r>
+        <w:rPr>
+          <w:rFonts w:ascii="Noto Sans KR" w:hAnsi="Noto Sans KR" w:eastAsia="Noto Sans KR" w:cs="Noto Sans KR"/>
+          <w:b w:val="0"/>
+          <w:i w:val="0"/>
+          <w:color w:val="555555"/>
+          <w:sz w:val="15"/>
+        </w:rPr>
+        <w:t xml:space="preserve">128  </w:t>
+      </w:r>
+      <w:r>
+        <w:rPr>
+          <w:rFonts w:ascii="Noto Sans KR" w:hAnsi="Noto Sans KR" w:eastAsia="Noto Sans KR" w:cs="Noto Sans KR"/>
+          <w:b/>
+          <w:i w:val="0"/>
+          <w:color w:val="8A1C2B"/>
+          <w:sz w:val="21"/>
+        </w:rPr>
+        <w:t xml:space="preserve">ÁLVARO   </w:t>
+      </w:r>
+      <w:r>
+        <w:rPr>
+          <w:rFonts w:ascii="Noto Sans KR" w:hAnsi="Noto Sans KR" w:eastAsia="Noto Sans KR" w:cs="Noto Sans KR"/>
+          <w:b w:val="0"/>
+          <w:i w:val="0"/>
+          <w:sz w:val="22"/>
+        </w:rPr>
+        <w:t>Tres semanas. Justo antes del Consejo.</w:t>
+      </w:r>
+    </w:p>
+    <w:p>
+      <w:pPr>
+        <w:spacing w:before="0" w:after="40" w:line="276" w:lineRule="auto"/>
+        <w:ind w:left="595"/>
+      </w:pPr>
+      <w:r>
+        <w:rPr>
+          <w:rFonts w:ascii="Noto Sans KR" w:hAnsi="Noto Sans KR" w:eastAsia="Noto Sans KR" w:cs="Noto Sans KR"/>
+          <w:b w:val="0"/>
+          <w:i w:val="0"/>
+          <w:color w:val="555555"/>
+          <w:sz w:val="19"/>
+        </w:rPr>
+        <w:t>3주요. 위원회 직전이군요.</w:t>
+      </w:r>
+    </w:p>
+    <w:p>
+      <w:pPr>
+        <w:keepNext/>
+        <w:spacing w:before="80" w:after="0" w:line="276" w:lineRule="auto"/>
+        <w:ind w:left="0"/>
+      </w:pPr>
+      <w:r>
+        <w:rPr>
+          <w:rFonts w:ascii="Noto Sans KR" w:hAnsi="Noto Sans KR" w:eastAsia="Noto Sans KR" w:cs="Noto Sans KR"/>
+          <w:b w:val="0"/>
+          <w:i w:val="0"/>
+          <w:color w:val="555555"/>
+          <w:sz w:val="15"/>
+        </w:rPr>
+        <w:t xml:space="preserve">129  </w:t>
+      </w:r>
+      <w:r>
+        <w:rPr>
+          <w:rFonts w:ascii="Noto Sans KR" w:hAnsi="Noto Sans KR" w:eastAsia="Noto Sans KR" w:cs="Noto Sans KR"/>
+          <w:b/>
+          <w:i w:val="0"/>
+          <w:color w:val="8A1C2B"/>
+          <w:sz w:val="21"/>
+        </w:rPr>
+        <w:t xml:space="preserve">ELISE   </w:t>
+      </w:r>
+      <w:r>
+        <w:rPr>
+          <w:rFonts w:ascii="Noto Sans KR" w:hAnsi="Noto Sans KR" w:eastAsia="Noto Sans KR" w:cs="Noto Sans KR"/>
+          <w:b w:val="0"/>
+          <w:i w:val="0"/>
+          <w:sz w:val="22"/>
+        </w:rPr>
+        <w:t>Lo he calculado así. No me haga explicarlo.</w:t>
+      </w:r>
+    </w:p>
+    <w:p>
+      <w:pPr>
+        <w:spacing w:before="0" w:after="40" w:line="276" w:lineRule="auto"/>
+        <w:ind w:left="595"/>
+      </w:pPr>
+      <w:r>
+        <w:rPr>
+          <w:rFonts w:ascii="Noto Sans KR" w:hAnsi="Noto Sans KR" w:eastAsia="Noto Sans KR" w:cs="Noto Sans KR"/>
+          <w:b w:val="0"/>
+          <w:i w:val="0"/>
+          <w:color w:val="555555"/>
+          <w:sz w:val="19"/>
+        </w:rPr>
+        <w:t>그렇게 계산했습니다. 설명하게 하지 마세요.</w:t>
+      </w:r>
+    </w:p>
+    <w:p>
+      <w:pPr>
+        <w:keepNext/>
+        <w:spacing w:before="80" w:after="0" w:line="276" w:lineRule="auto"/>
+        <w:ind w:left="0"/>
+      </w:pPr>
+      <w:r>
+        <w:rPr>
+          <w:rFonts w:ascii="Noto Sans KR" w:hAnsi="Noto Sans KR" w:eastAsia="Noto Sans KR" w:cs="Noto Sans KR"/>
+          <w:b w:val="0"/>
+          <w:i w:val="0"/>
+          <w:color w:val="555555"/>
+          <w:sz w:val="15"/>
+        </w:rPr>
+        <w:t xml:space="preserve">130  </w:t>
+      </w:r>
+      <w:r>
+        <w:rPr>
+          <w:rFonts w:ascii="Noto Sans KR" w:hAnsi="Noto Sans KR" w:eastAsia="Noto Sans KR" w:cs="Noto Sans KR"/>
+          <w:b/>
+          <w:i w:val="0"/>
+          <w:color w:val="8A1C2B"/>
+          <w:sz w:val="21"/>
+        </w:rPr>
+        <w:t xml:space="preserve">ÁLVARO   </w:t>
+      </w:r>
+      <w:r>
+        <w:rPr>
+          <w:rFonts w:ascii="Noto Sans KR" w:hAnsi="Noto Sans KR" w:eastAsia="Noto Sans KR" w:cs="Noto Sans KR"/>
+          <w:b w:val="0"/>
+          <w:i w:val="0"/>
+          <w:sz w:val="22"/>
+        </w:rPr>
+        <w:t>No hace falta. Agradezco su discreción.</w:t>
+      </w:r>
+    </w:p>
+    <w:p>
+      <w:pPr>
+        <w:spacing w:before="0" w:after="40" w:line="276" w:lineRule="auto"/>
+        <w:ind w:left="595"/>
+      </w:pPr>
+      <w:r>
+        <w:rPr>
+          <w:rFonts w:ascii="Noto Sans KR" w:hAnsi="Noto Sans KR" w:eastAsia="Noto Sans KR" w:cs="Noto Sans KR"/>
+          <w:b w:val="0"/>
+          <w:i w:val="0"/>
+          <w:color w:val="555555"/>
+          <w:sz w:val="19"/>
+        </w:rPr>
         <w:t>필요 없습니다. 신중함에 감사드립니다.</w:t>
       </w:r>
     </w:p>
@@ -7621,6 +8037,84 @@
           <w:sz w:val="19"/>
         </w:rPr>
         <w:t>주석 · 표현 노트</w:t>
+      </w:r>
+    </w:p>
+    <w:p>
+      <w:pPr>
+        <w:spacing w:before="0" w:after="0" w:line="276" w:lineRule="auto"/>
+        <w:ind w:left="170"/>
+        <w:shd w:val="clear" w:color="auto" w:fill="EEF1F7"/>
+      </w:pPr>
+      <w:r>
+        <w:rPr>
+          <w:rFonts w:ascii="Noto Sans KR" w:hAnsi="Noto Sans KR" w:eastAsia="Noto Sans KR" w:cs="Noto Sans KR"/>
+          <w:b/>
+          <w:i w:val="0"/>
+          <w:sz w:val="19"/>
+        </w:rPr>
+        <w:t>• isla de los Faisanes</w:t>
+      </w:r>
+      <w:r>
+        <w:rPr>
+          <w:rFonts w:ascii="Noto Sans KR" w:hAnsi="Noto Sans KR" w:eastAsia="Noto Sans KR" w:cs="Noto Sans KR"/>
+          <w:b w:val="0"/>
+          <w:i w:val="0"/>
+          <w:color w:val="555555"/>
+          <w:sz w:val="19"/>
+        </w:rPr>
+        <w:t xml:space="preserve">  —  비다소아강의 '꿩의 섬'. 1659년 피레네 조약이 체결된 곳으로, 지금도 스페인·프랑스가 6개월씩 번갈아 통치하는 공동 주권 섬이다. 공동 관리 계좌 아이디어의 역사적 논거</w:t>
+      </w:r>
+    </w:p>
+    <w:p>
+      <w:pPr>
+        <w:spacing w:before="0" w:after="0" w:line="276" w:lineRule="auto"/>
+        <w:ind w:left="170"/>
+        <w:shd w:val="clear" w:color="auto" w:fill="EEF1F7"/>
+      </w:pPr>
+      <w:r>
+        <w:rPr>
+          <w:rFonts w:ascii="Noto Sans KR" w:hAnsi="Noto Sans KR" w:eastAsia="Noto Sans KR" w:cs="Noto Sans KR"/>
+          <w:b/>
+          <w:i w:val="0"/>
+          <w:sz w:val="19"/>
+        </w:rPr>
+        <w:t>• cogestión</w:t>
+      </w:r>
+      <w:r>
+        <w:rPr>
+          <w:rFonts w:ascii="Noto Sans KR" w:hAnsi="Noto Sans KR" w:eastAsia="Noto Sans KR" w:cs="Noto Sans KR"/>
+          <w:b w:val="0"/>
+          <w:i w:val="0"/>
+          <w:color w:val="555555"/>
+          <w:sz w:val="19"/>
+        </w:rPr>
+        <w:t xml:space="preserve">  —  공동 관리. co- + gestión</w:t>
+      </w:r>
+    </w:p>
+    <w:p>
+      <w:pPr>
+        <w:spacing w:before="0" w:after="0" w:line="276" w:lineRule="auto"/>
+        <w:ind w:left="170"/>
+        <w:shd w:val="clear" w:color="auto" w:fill="EEF1F7"/>
+      </w:pPr>
+      <w:r>
+        <w:rPr>
+          <w:rFonts w:ascii="Noto Sans KR" w:hAnsi="Noto Sans KR" w:eastAsia="Noto Sans KR" w:cs="Noto Sans KR"/>
+          <w:b/>
+          <w:i w:val="0"/>
+          <w:sz w:val="19"/>
+        </w:rPr>
+        <w:t>• no se acostumbre</w:t>
+      </w:r>
+      <w:r>
+        <w:rPr>
+          <w:rFonts w:ascii="Noto Sans KR" w:hAnsi="Noto Sans KR" w:eastAsia="Noto Sans KR" w:cs="Noto Sans KR"/>
+          <w:b w:val="0"/>
+          <w:i w:val="0"/>
+          <w:color w:val="555555"/>
+          <w:sz w:val="19"/>
+        </w:rPr>
+        <w:t xml:space="preserve">  —  익숙해지지 마시오. 접속법 현재의 부정 명령(usted)</w:t>
       </w:r>
     </w:p>
     <w:p>
@@ -7811,7 +8305,7 @@
           <w:color w:val="555555"/>
           <w:sz w:val="15"/>
         </w:rPr>
-        <w:t xml:space="preserve">123  </w:t>
+        <w:t xml:space="preserve">131  </w:t>
       </w:r>
       <w:r>
         <w:rPr>
@@ -7863,7 +8357,7 @@
           <w:color w:val="555555"/>
           <w:sz w:val="15"/>
         </w:rPr>
-        <w:t xml:space="preserve">124  </w:t>
+        <w:t xml:space="preserve">132  </w:t>
       </w:r>
       <w:r>
         <w:rPr>
@@ -7915,7 +8409,7 @@
           <w:color w:val="555555"/>
           <w:sz w:val="15"/>
         </w:rPr>
-        <w:t xml:space="preserve">125  </w:t>
+        <w:t xml:space="preserve">133  </w:t>
       </w:r>
       <w:r>
         <w:rPr>
@@ -7967,7 +8461,7 @@
           <w:color w:val="555555"/>
           <w:sz w:val="15"/>
         </w:rPr>
-        <w:t xml:space="preserve">126  </w:t>
+        <w:t xml:space="preserve">134  </w:t>
       </w:r>
       <w:r>
         <w:rPr>
@@ -8019,7 +8513,7 @@
           <w:color w:val="555555"/>
           <w:sz w:val="15"/>
         </w:rPr>
-        <w:t xml:space="preserve">127  </w:t>
+        <w:t xml:space="preserve">135  </w:t>
       </w:r>
       <w:r>
         <w:rPr>
@@ -8071,7 +8565,7 @@
           <w:color w:val="555555"/>
           <w:sz w:val="15"/>
         </w:rPr>
-        <w:t xml:space="preserve">128  </w:t>
+        <w:t xml:space="preserve">136  </w:t>
       </w:r>
       <w:r>
         <w:rPr>
@@ -8123,7 +8617,7 @@
           <w:color w:val="555555"/>
           <w:sz w:val="15"/>
         </w:rPr>
-        <w:t xml:space="preserve">129  </w:t>
+        <w:t xml:space="preserve">137  </w:t>
       </w:r>
       <w:r>
         <w:rPr>
@@ -8175,7 +8669,7 @@
           <w:color w:val="555555"/>
           <w:sz w:val="15"/>
         </w:rPr>
-        <w:t xml:space="preserve">130  </w:t>
+        <w:t xml:space="preserve">138  </w:t>
       </w:r>
       <w:r>
         <w:rPr>
@@ -8227,7 +8721,7 @@
           <w:color w:val="555555"/>
           <w:sz w:val="15"/>
         </w:rPr>
-        <w:t xml:space="preserve">131  </w:t>
+        <w:t xml:space="preserve">139  </w:t>
       </w:r>
       <w:r>
         <w:rPr>
@@ -8279,7 +8773,7 @@
           <w:color w:val="555555"/>
           <w:sz w:val="15"/>
         </w:rPr>
-        <w:t xml:space="preserve">132  </w:t>
+        <w:t xml:space="preserve">140  </w:t>
       </w:r>
       <w:r>
         <w:rPr>
@@ -8331,7 +8825,7 @@
           <w:color w:val="555555"/>
           <w:sz w:val="15"/>
         </w:rPr>
-        <w:t xml:space="preserve">133  </w:t>
+        <w:t xml:space="preserve">141  </w:t>
       </w:r>
       <w:r>
         <w:rPr>
@@ -8383,7 +8877,7 @@
           <w:color w:val="555555"/>
           <w:sz w:val="15"/>
         </w:rPr>
-        <w:t xml:space="preserve">134  </w:t>
+        <w:t xml:space="preserve">142  </w:t>
       </w:r>
       <w:r>
         <w:rPr>
@@ -8435,7 +8929,7 @@
           <w:color w:val="555555"/>
           <w:sz w:val="15"/>
         </w:rPr>
-        <w:t xml:space="preserve">135  </w:t>
+        <w:t xml:space="preserve">143  </w:t>
       </w:r>
       <w:r>
         <w:rPr>
@@ -8487,7 +8981,7 @@
           <w:color w:val="555555"/>
           <w:sz w:val="15"/>
         </w:rPr>
-        <w:t xml:space="preserve">136  </w:t>
+        <w:t xml:space="preserve">144  </w:t>
       </w:r>
       <w:r>
         <w:rPr>
@@ -8539,7 +9033,7 @@
           <w:color w:val="555555"/>
           <w:sz w:val="15"/>
         </w:rPr>
-        <w:t xml:space="preserve">137  </w:t>
+        <w:t xml:space="preserve">145  </w:t>
       </w:r>
       <w:r>
         <w:rPr>
@@ -8609,7 +9103,7 @@
           <w:color w:val="555555"/>
           <w:sz w:val="15"/>
         </w:rPr>
-        <w:t xml:space="preserve">138  </w:t>
+        <w:t xml:space="preserve">146  </w:t>
       </w:r>
       <w:r>
         <w:rPr>
@@ -8661,7 +9155,7 @@
           <w:color w:val="555555"/>
           <w:sz w:val="15"/>
         </w:rPr>
-        <w:t xml:space="preserve">139  </w:t>
+        <w:t xml:space="preserve">147  </w:t>
       </w:r>
       <w:r>
         <w:rPr>
@@ -8713,7 +9207,7 @@
           <w:color w:val="555555"/>
           <w:sz w:val="15"/>
         </w:rPr>
-        <w:t xml:space="preserve">140  </w:t>
+        <w:t xml:space="preserve">148  </w:t>
       </w:r>
       <w:r>
         <w:rPr>
@@ -8765,7 +9259,7 @@
           <w:color w:val="555555"/>
           <w:sz w:val="15"/>
         </w:rPr>
-        <w:t xml:space="preserve">141  </w:t>
+        <w:t xml:space="preserve">149  </w:t>
       </w:r>
       <w:r>
         <w:rPr>
@@ -8817,7 +9311,7 @@
           <w:color w:val="555555"/>
           <w:sz w:val="15"/>
         </w:rPr>
-        <w:t xml:space="preserve">142  </w:t>
+        <w:t xml:space="preserve">150  </w:t>
       </w:r>
       <w:r>
         <w:rPr>
@@ -8869,7 +9363,7 @@
           <w:color w:val="555555"/>
           <w:sz w:val="15"/>
         </w:rPr>
-        <w:t xml:space="preserve">143  </w:t>
+        <w:t xml:space="preserve">151  </w:t>
       </w:r>
       <w:r>
         <w:rPr>
@@ -8921,7 +9415,7 @@
           <w:color w:val="555555"/>
           <w:sz w:val="15"/>
         </w:rPr>
-        <w:t xml:space="preserve">144  </w:t>
+        <w:t xml:space="preserve">152  </w:t>
       </w:r>
       <w:r>
         <w:rPr>
@@ -8973,7 +9467,7 @@
           <w:color w:val="555555"/>
           <w:sz w:val="15"/>
         </w:rPr>
-        <w:t xml:space="preserve">145  </w:t>
+        <w:t xml:space="preserve">153  </w:t>
       </w:r>
       <w:r>
         <w:rPr>
@@ -9025,7 +9519,7 @@
           <w:color w:val="555555"/>
           <w:sz w:val="15"/>
         </w:rPr>
-        <w:t xml:space="preserve">146  </w:t>
+        <w:t xml:space="preserve">154  </w:t>
       </w:r>
       <w:r>
         <w:rPr>
@@ -9077,7 +9571,7 @@
           <w:color w:val="555555"/>
           <w:sz w:val="15"/>
         </w:rPr>
-        <w:t xml:space="preserve">147  </w:t>
+        <w:t xml:space="preserve">155  </w:t>
       </w:r>
       <w:r>
         <w:rPr>
